--- a/examples/clustering/doc/01-partitional-kmeans.docx
+++ b/examples/clustering/doc/01-partitional-kmeans.docx
@@ -42,6 +42,45 @@
       </w:pPr>
       <w:r>
         <w:rPr>
+          <w:rStyle w:val="FunctionTok"/>
+        </w:rPr>
+        <w:t xml:space="preserve">source</w:t>
+      </w:r>
+      <w:r>
+        <w:rPr>
+          <w:rStyle w:val="NormalTok"/>
+        </w:rPr>
+        <w:t xml:space="preserve">(</w:t>
+      </w:r>
+      <w:r>
+        <w:rPr>
+          <w:rStyle w:val="FunctionTok"/>
+        </w:rPr>
+        <w:t xml:space="preserve">url</w:t>
+      </w:r>
+      <w:r>
+        <w:rPr>
+          <w:rStyle w:val="NormalTok"/>
+        </w:rPr>
+        <w:t xml:space="preserve">(</w:t>
+      </w:r>
+      <w:r>
+        <w:rPr>
+          <w:rStyle w:val="StringTok"/>
+        </w:rPr>
+        <w:t xml:space="preserve">"https://raw.githubusercontent.com/cefet-rj-dal/daltoolbox/main/examples/seed.R"</w:t>
+      </w:r>
+      <w:r>
+        <w:rPr>
+          <w:rStyle w:val="NormalTok"/>
+        </w:rPr>
+        <w:t xml:space="preserve">))</w:t>
+      </w:r>
+      <w:r>
+        <w:br/>
+      </w:r>
+      <w:r>
+        <w:rPr>
           <w:rStyle w:val="CommentTok"/>
         </w:rPr>
         <w:t xml:space="preserve"># Clustering - Kmeans</w:t>
@@ -215,6 +254,246 @@
         </w:rPr>
         <w:t xml:space="preserve">)</w:t>
       </w:r>
+      <w:r>
+        <w:br/>
+      </w:r>
+      <w:r>
+        <w:rPr>
+          <w:rStyle w:val="NormalTok"/>
+        </w:rPr>
+        <w:t xml:space="preserve">model</w:t>
+      </w:r>
+      <w:r>
+        <w:rPr>
+          <w:rStyle w:val="SpecialCharTok"/>
+        </w:rPr>
+        <w:t xml:space="preserve">$</w:t>
+      </w:r>
+      <w:r>
+        <w:rPr>
+          <w:rStyle w:val="NormalTok"/>
+        </w:rPr>
+        <w:t xml:space="preserve">eval_internal </w:t>
+      </w:r>
+      <w:r>
+        <w:rPr>
+          <w:rStyle w:val="OtherTok"/>
+        </w:rPr>
+        <w:t xml:space="preserve">&lt;-</w:t>
+      </w:r>
+      <w:r>
+        <w:rPr>
+          <w:rStyle w:val="NormalTok"/>
+        </w:rPr>
+        <w:t xml:space="preserve"> </w:t>
+      </w:r>
+      <w:r>
+        <w:rPr>
+          <w:rStyle w:val="FunctionTok"/>
+        </w:rPr>
+        <w:t xml:space="preserve">list</w:t>
+      </w:r>
+      <w:r>
+        <w:rPr>
+          <w:rStyle w:val="NormalTok"/>
+        </w:rPr>
+        <w:t xml:space="preserve">(</w:t>
+      </w:r>
+      <w:r>
+        <w:br/>
+      </w:r>
+      <w:r>
+        <w:rPr>
+          <w:rStyle w:val="NormalTok"/>
+        </w:rPr>
+        <w:t xml:space="preserve">  model</w:t>
+      </w:r>
+      <w:r>
+        <w:rPr>
+          <w:rStyle w:val="SpecialCharTok"/>
+        </w:rPr>
+        <w:t xml:space="preserve">$</w:t>
+      </w:r>
+      <w:r>
+        <w:rPr>
+          <w:rStyle w:val="NormalTok"/>
+        </w:rPr>
+        <w:t xml:space="preserve">clu_utils</w:t>
+      </w:r>
+      <w:r>
+        <w:rPr>
+          <w:rStyle w:val="SpecialCharTok"/>
+        </w:rPr>
+        <w:t xml:space="preserve">$</w:t>
+      </w:r>
+      <w:r>
+        <w:rPr>
+          <w:rStyle w:val="NormalTok"/>
+        </w:rPr>
+        <w:t xml:space="preserve">metric_silhouette,</w:t>
+      </w:r>
+      <w:r>
+        <w:br/>
+      </w:r>
+      <w:r>
+        <w:rPr>
+          <w:rStyle w:val="NormalTok"/>
+        </w:rPr>
+        <w:t xml:space="preserve">  model</w:t>
+      </w:r>
+      <w:r>
+        <w:rPr>
+          <w:rStyle w:val="SpecialCharTok"/>
+        </w:rPr>
+        <w:t xml:space="preserve">$</w:t>
+      </w:r>
+      <w:r>
+        <w:rPr>
+          <w:rStyle w:val="NormalTok"/>
+        </w:rPr>
+        <w:t xml:space="preserve">clu_utils</w:t>
+      </w:r>
+      <w:r>
+        <w:rPr>
+          <w:rStyle w:val="SpecialCharTok"/>
+        </w:rPr>
+        <w:t xml:space="preserve">$</w:t>
+      </w:r>
+      <w:r>
+        <w:rPr>
+          <w:rStyle w:val="NormalTok"/>
+        </w:rPr>
+        <w:t xml:space="preserve">metric_davies_bouldin</w:t>
+      </w:r>
+      <w:r>
+        <w:br/>
+      </w:r>
+      <w:r>
+        <w:rPr>
+          <w:rStyle w:val="NormalTok"/>
+        </w:rPr>
+        <w:t xml:space="preserve">)</w:t>
+      </w:r>
+      <w:r>
+        <w:br/>
+      </w:r>
+      <w:r>
+        <w:rPr>
+          <w:rStyle w:val="NormalTok"/>
+        </w:rPr>
+        <w:t xml:space="preserve">model</w:t>
+      </w:r>
+      <w:r>
+        <w:rPr>
+          <w:rStyle w:val="SpecialCharTok"/>
+        </w:rPr>
+        <w:t xml:space="preserve">$</w:t>
+      </w:r>
+      <w:r>
+        <w:rPr>
+          <w:rStyle w:val="NormalTok"/>
+        </w:rPr>
+        <w:t xml:space="preserve">eval_external </w:t>
+      </w:r>
+      <w:r>
+        <w:rPr>
+          <w:rStyle w:val="OtherTok"/>
+        </w:rPr>
+        <w:t xml:space="preserve">&lt;-</w:t>
+      </w:r>
+      <w:r>
+        <w:rPr>
+          <w:rStyle w:val="NormalTok"/>
+        </w:rPr>
+        <w:t xml:space="preserve"> </w:t>
+      </w:r>
+      <w:r>
+        <w:rPr>
+          <w:rStyle w:val="FunctionTok"/>
+        </w:rPr>
+        <w:t xml:space="preserve">list</w:t>
+      </w:r>
+      <w:r>
+        <w:rPr>
+          <w:rStyle w:val="NormalTok"/>
+        </w:rPr>
+        <w:t xml:space="preserve">(</w:t>
+      </w:r>
+      <w:r>
+        <w:br/>
+      </w:r>
+      <w:r>
+        <w:rPr>
+          <w:rStyle w:val="NormalTok"/>
+        </w:rPr>
+        <w:t xml:space="preserve">  model</w:t>
+      </w:r>
+      <w:r>
+        <w:rPr>
+          <w:rStyle w:val="SpecialCharTok"/>
+        </w:rPr>
+        <w:t xml:space="preserve">$</w:t>
+      </w:r>
+      <w:r>
+        <w:rPr>
+          <w:rStyle w:val="NormalTok"/>
+        </w:rPr>
+        <w:t xml:space="preserve">clu_utils</w:t>
+      </w:r>
+      <w:r>
+        <w:rPr>
+          <w:rStyle w:val="SpecialCharTok"/>
+        </w:rPr>
+        <w:t xml:space="preserve">$</w:t>
+      </w:r>
+      <w:r>
+        <w:rPr>
+          <w:rStyle w:val="NormalTok"/>
+        </w:rPr>
+        <w:t xml:space="preserve">metric_entropy,</w:t>
+      </w:r>
+      <w:r>
+        <w:br/>
+      </w:r>
+      <w:r>
+        <w:rPr>
+          <w:rStyle w:val="NormalTok"/>
+        </w:rPr>
+        <w:t xml:space="preserve">  model</w:t>
+      </w:r>
+      <w:r>
+        <w:rPr>
+          <w:rStyle w:val="SpecialCharTok"/>
+        </w:rPr>
+        <w:t xml:space="preserve">$</w:t>
+      </w:r>
+      <w:r>
+        <w:rPr>
+          <w:rStyle w:val="NormalTok"/>
+        </w:rPr>
+        <w:t xml:space="preserve">clu_utils</w:t>
+      </w:r>
+      <w:r>
+        <w:rPr>
+          <w:rStyle w:val="SpecialCharTok"/>
+        </w:rPr>
+        <w:t xml:space="preserve">$</w:t>
+      </w:r>
+      <w:r>
+        <w:rPr>
+          <w:rStyle w:val="NormalTok"/>
+        </w:rPr>
+        <w:t xml:space="preserve">metric_purity</w:t>
+      </w:r>
+      <w:r>
+        <w:br/>
+      </w:r>
+      <w:r>
+        <w:rPr>
+          <w:rStyle w:val="NormalTok"/>
+        </w:rPr>
+        <w:t xml:space="preserve">)</w:t>
+      </w:r>
     </w:p>
     <w:p>
       <w:pPr>
@@ -239,6 +518,21 @@
       </w:r>
       <w:r>
         <w:rPr>
+          <w:rStyle w:val="FunctionTok"/>
+        </w:rPr>
+        <w:t xml:space="preserve">set_example_seed</w:t>
+      </w:r>
+      <w:r>
+        <w:rPr>
+          <w:rStyle w:val="NormalTok"/>
+        </w:rPr>
+        <w:t xml:space="preserve">()</w:t>
+      </w:r>
+      <w:r>
+        <w:br/>
+      </w:r>
+      <w:r>
+        <w:rPr>
           <w:rStyle w:val="NormalTok"/>
         </w:rPr>
         <w:t xml:space="preserve">model </w:t>
@@ -390,7 +684,7 @@
         <w:rPr>
           <w:rStyle w:val="VerbatimChar"/>
         </w:rPr>
-        <w:t xml:space="preserve">## 96 33 21</w:t>
+        <w:t xml:space="preserve">## 50 62 38</w:t>
       </w:r>
     </w:p>
     <w:p>
@@ -398,16 +692,7 @@
         <w:pStyle w:val="FirstParagraph"/>
       </w:pPr>
       <w:r>
-        <w:t xml:space="preserve">External evaluation using true labels (</w:t>
-      </w:r>
-      <w:r>
-        <w:rPr>
-          <w:rStyle w:val="VerbatimChar"/>
-        </w:rPr>
-        <w:t xml:space="preserve">Species</w:t>
-      </w:r>
-      <w:r>
-        <w:t xml:space="preserve">).</w:t>
+        <w:t xml:space="preserve">Evaluate the result using the metric configuration stored in the model. Internal metrics use only the data and the partition; external metrics compare the partition with a reference label kept aside for interpretation.</w:t>
       </w:r>
     </w:p>
     <w:p>
@@ -418,7 +703,7 @@
         <w:rPr>
           <w:rStyle w:val="CommentTok"/>
         </w:rPr>
-        <w:t xml:space="preserve"># evaluate model using external metric</w:t>
+        <w:t xml:space="preserve"># evaluate model using internal and external metrics</w:t>
       </w:r>
       <w:r>
         <w:br/>
@@ -519,25 +804,25 @@
         <w:rPr>
           <w:rStyle w:val="VerbatimChar"/>
         </w:rPr>
-        <w:t xml:space="preserve">## 1 1     0.999    96 0.639 </w:t>
-      </w:r>
-      <w:r>
-        <w:br/>
-      </w:r>
-      <w:r>
-        <w:rPr>
-          <w:rStyle w:val="VerbatimChar"/>
-        </w:rPr>
-        <w:t xml:space="preserve">## 2 2     0        33 0     </w:t>
-      </w:r>
-      <w:r>
-        <w:br/>
-      </w:r>
-      <w:r>
-        <w:rPr>
-          <w:rStyle w:val="VerbatimChar"/>
-        </w:rPr>
-        <w:t xml:space="preserve">## 3 3     0.702    21 0.0983</w:t>
+        <w:t xml:space="preserve">## 1 1     0        50 0     </w:t>
+      </w:r>
+      <w:r>
+        <w:br/>
+      </w:r>
+      <w:r>
+        <w:rPr>
+          <w:rStyle w:val="VerbatimChar"/>
+        </w:rPr>
+        <w:t xml:space="preserve">## 2 2     0.771    62 0.319 </w:t>
+      </w:r>
+      <w:r>
+        <w:br/>
+      </w:r>
+      <w:r>
+        <w:rPr>
+          <w:rStyle w:val="VerbatimChar"/>
+        </w:rPr>
+        <w:t xml:space="preserve">## 3 3     0.297    38 0.0754</w:t>
       </w:r>
       <w:r>
         <w:br/>
@@ -564,7 +849,7 @@
         <w:rPr>
           <w:rStyle w:val="VerbatimChar"/>
         </w:rPr>
-        <w:t xml:space="preserve">## [1] 0.7375436</w:t>
+        <w:t xml:space="preserve">## [1] 0.3938863</w:t>
       </w:r>
       <w:r>
         <w:br/>
@@ -592,6 +877,69 @@
           <w:rStyle w:val="VerbatimChar"/>
         </w:rPr>
         <w:t xml:space="preserve">## [1] 1.584963</w:t>
+      </w:r>
+      <w:r>
+        <w:br/>
+      </w:r>
+      <w:r>
+        <w:rPr>
+          <w:rStyle w:val="VerbatimChar"/>
+        </w:rPr>
+        <w:t xml:space="preserve">## </w:t>
+      </w:r>
+      <w:r>
+        <w:br/>
+      </w:r>
+      <w:r>
+        <w:rPr>
+          <w:rStyle w:val="VerbatimChar"/>
+        </w:rPr>
+        <w:t xml:space="preserve">## $metrics</w:t>
+      </w:r>
+      <w:r>
+        <w:br/>
+      </w:r>
+      <w:r>
+        <w:rPr>
+          <w:rStyle w:val="VerbatimChar"/>
+        </w:rPr>
+        <w:t xml:space="preserve">##           metric     value     goal     type</w:t>
+      </w:r>
+      <w:r>
+        <w:br/>
+      </w:r>
+      <w:r>
+        <w:rPr>
+          <w:rStyle w:val="VerbatimChar"/>
+        </w:rPr>
+        <w:t xml:space="preserve">## 1     silhouette 0.5528190 maximize internal</w:t>
+      </w:r>
+      <w:r>
+        <w:br/>
+      </w:r>
+      <w:r>
+        <w:rPr>
+          <w:rStyle w:val="VerbatimChar"/>
+        </w:rPr>
+        <w:t xml:space="preserve">## 2 davies_bouldin 0.6619715 minimize internal</w:t>
+      </w:r>
+      <w:r>
+        <w:br/>
+      </w:r>
+      <w:r>
+        <w:rPr>
+          <w:rStyle w:val="VerbatimChar"/>
+        </w:rPr>
+        <w:t xml:space="preserve">## 3        entropy 0.3938863 minimize external</w:t>
+      </w:r>
+      <w:r>
+        <w:br/>
+      </w:r>
+      <w:r>
+        <w:rPr>
+          <w:rStyle w:val="VerbatimChar"/>
+        </w:rPr>
+        <w:t xml:space="preserve">## 4         purity 0.8933333 maximize external</w:t>
       </w:r>
     </w:p>
     <w:p>
@@ -709,6 +1057,21 @@
       </w:r>
       <w:r>
         <w:rPr>
+          <w:rStyle w:val="FunctionTok"/>
+        </w:rPr>
+        <w:t xml:space="preserve">set_example_seed</w:t>
+      </w:r>
+      <w:r>
+        <w:rPr>
+          <w:rStyle w:val="NormalTok"/>
+        </w:rPr>
+        <w:t xml:space="preserve">()</w:t>
+      </w:r>
+      <w:r>
+        <w:br/>
+      </w:r>
+      <w:r>
+        <w:rPr>
           <w:rStyle w:val="NormalTok"/>
         </w:rPr>
         <w:t xml:space="preserve">model </w:t>
@@ -860,7 +1223,7 @@
         <w:rPr>
           <w:rStyle w:val="VerbatimChar"/>
         </w:rPr>
-        <w:t xml:space="preserve">## 39 50 61</w:t>
+        <w:t xml:space="preserve">## 50 61 39</w:t>
       </w:r>
     </w:p>
     <w:p>
@@ -879,10 +1242,7 @@
         <w:rPr>
           <w:rStyle w:val="CommentTok"/>
         </w:rPr>
-        <w:t xml:space="preserve"># evaluate model using external metric</w:t>
-      </w:r>
-      <w:r>
-        <w:br/>
+        <w:t xml:space="preserve"># evaluate model using internal and external metrics</w:t>
       </w:r>
       <w:r>
         <w:br/>
@@ -983,25 +1343,25 @@
         <w:rPr>
           <w:rStyle w:val="VerbatimChar"/>
         </w:rPr>
-        <w:t xml:space="preserve">## 1 1     0.391    39 0.102</w:t>
-      </w:r>
-      <w:r>
-        <w:br/>
-      </w:r>
-      <w:r>
-        <w:rPr>
-          <w:rStyle w:val="VerbatimChar"/>
-        </w:rPr>
-        <w:t xml:space="preserve">## 2 2     0        50 0    </w:t>
-      </w:r>
-      <w:r>
-        <w:br/>
-      </w:r>
-      <w:r>
-        <w:rPr>
-          <w:rStyle w:val="VerbatimChar"/>
-        </w:rPr>
-        <w:t xml:space="preserve">## 3 3     0.777    61 0.316</w:t>
+        <w:t xml:space="preserve">## 1 1     0        50 0    </w:t>
+      </w:r>
+      <w:r>
+        <w:br/>
+      </w:r>
+      <w:r>
+        <w:rPr>
+          <w:rStyle w:val="VerbatimChar"/>
+        </w:rPr>
+        <w:t xml:space="preserve">## 2 2     0.777    61 0.316</w:t>
+      </w:r>
+      <w:r>
+        <w:br/>
+      </w:r>
+      <w:r>
+        <w:rPr>
+          <w:rStyle w:val="VerbatimChar"/>
+        </w:rPr>
+        <w:t xml:space="preserve">## 3 3     0.391    39 0.102</w:t>
       </w:r>
       <w:r>
         <w:br/>
@@ -1056,6 +1416,69 @@
           <w:rStyle w:val="VerbatimChar"/>
         </w:rPr>
         <w:t xml:space="preserve">## [1] 1.584963</w:t>
+      </w:r>
+      <w:r>
+        <w:br/>
+      </w:r>
+      <w:r>
+        <w:rPr>
+          <w:rStyle w:val="VerbatimChar"/>
+        </w:rPr>
+        <w:t xml:space="preserve">## </w:t>
+      </w:r>
+      <w:r>
+        <w:br/>
+      </w:r>
+      <w:r>
+        <w:rPr>
+          <w:rStyle w:val="VerbatimChar"/>
+        </w:rPr>
+        <w:t xml:space="preserve">## $metrics</w:t>
+      </w:r>
+      <w:r>
+        <w:br/>
+      </w:r>
+      <w:r>
+        <w:rPr>
+          <w:rStyle w:val="VerbatimChar"/>
+        </w:rPr>
+        <w:t xml:space="preserve">##           metric     value     goal     type</w:t>
+      </w:r>
+      <w:r>
+        <w:br/>
+      </w:r>
+      <w:r>
+        <w:rPr>
+          <w:rStyle w:val="VerbatimChar"/>
+        </w:rPr>
+        <w:t xml:space="preserve">## 1     silhouette 0.5047688 maximize internal</w:t>
+      </w:r>
+      <w:r>
+        <w:br/>
+      </w:r>
+      <w:r>
+        <w:rPr>
+          <w:rStyle w:val="VerbatimChar"/>
+        </w:rPr>
+        <w:t xml:space="preserve">## 2 davies_bouldin 0.7602771 minimize internal</w:t>
+      </w:r>
+      <w:r>
+        <w:br/>
+      </w:r>
+      <w:r>
+        <w:rPr>
+          <w:rStyle w:val="VerbatimChar"/>
+        </w:rPr>
+        <w:t xml:space="preserve">## 3        entropy 0.4177655 minimize external</w:t>
+      </w:r>
+      <w:r>
+        <w:br/>
+      </w:r>
+      <w:r>
+        <w:rPr>
+          <w:rStyle w:val="VerbatimChar"/>
+        </w:rPr>
+        <w:t xml:space="preserve">## 4         purity 0.8866667 maximize external</w:t>
       </w:r>
     </w:p>
     <w:p>
@@ -1240,10 +1663,10 @@
   <w:docDefaults>
     <w:rPrDefault>
       <w:rPr>
-        <w:rFonts w:asciiTheme="minorHAnsi" w:cstheme="minorBidi" w:eastAsiaTheme="minorHAnsi" w:hAnsiTheme="minorHAnsi"/>
+        <w:rFonts w:asciiTheme="minorHAnsi" w:cstheme="minorBidi" w:eastAsiaTheme="minorEastAsia" w:hAnsiTheme="minorHAnsi"/>
         <w:sz w:val="24"/>
         <w:szCs w:val="24"/>
-        <w:lang w:bidi="ar-SA" w:eastAsia="en-US" w:val="en-US"/>
+        <w:lang w:bidi="ar-SA" w:eastAsia="zh-CN" w:val="en-US"/>
       </w:rPr>
     </w:rPrDefault>
     <w:pPrDefault>
@@ -1784,13 +2207,6 @@
       </w:tblCellMar>
     </w:tblPr>
     <w:tblStylePr w:type="firstRow">
-      <w:tblPr>
-        <w:jc w:val="left"/>
-        <w:tblInd w:type="dxa" w:w="0"/>
-      </w:tblPr>
-      <w:trPr>
-        <w:jc w:val="left"/>
-      </w:trPr>
       <w:tcPr>
         <w:tcBorders>
           <w:bottom w:val="single"/>

--- a/examples/clustering/doc/01-partitional-kmeans.docx
+++ b/examples/clustering/doc/01-partitional-kmeans.docx
@@ -939,69 +939,6 @@
           <w:rStyle w:val="VerbatimChar"/>
         </w:rPr>
         <w:t xml:space="preserve">## [1] 1.584963</w:t>
-      </w:r>
-      <w:r>
-        <w:br/>
-      </w:r>
-      <w:r>
-        <w:rPr>
-          <w:rStyle w:val="VerbatimChar"/>
-        </w:rPr>
-        <w:t xml:space="preserve">## </w:t>
-      </w:r>
-      <w:r>
-        <w:br/>
-      </w:r>
-      <w:r>
-        <w:rPr>
-          <w:rStyle w:val="VerbatimChar"/>
-        </w:rPr>
-        <w:t xml:space="preserve">## $metrics</w:t>
-      </w:r>
-      <w:r>
-        <w:br/>
-      </w:r>
-      <w:r>
-        <w:rPr>
-          <w:rStyle w:val="VerbatimChar"/>
-        </w:rPr>
-        <w:t xml:space="preserve">##           metric     value     goal     type</w:t>
-      </w:r>
-      <w:r>
-        <w:br/>
-      </w:r>
-      <w:r>
-        <w:rPr>
-          <w:rStyle w:val="VerbatimChar"/>
-        </w:rPr>
-        <w:t xml:space="preserve">## 1     silhouette 0.5528190 maximize internal</w:t>
-      </w:r>
-      <w:r>
-        <w:br/>
-      </w:r>
-      <w:r>
-        <w:rPr>
-          <w:rStyle w:val="VerbatimChar"/>
-        </w:rPr>
-        <w:t xml:space="preserve">## 2 davies_bouldin 0.6619715 minimize internal</w:t>
-      </w:r>
-      <w:r>
-        <w:br/>
-      </w:r>
-      <w:r>
-        <w:rPr>
-          <w:rStyle w:val="VerbatimChar"/>
-        </w:rPr>
-        <w:t xml:space="preserve">## 3        entropy 0.3938863 minimize external</w:t>
-      </w:r>
-      <w:r>
-        <w:br/>
-      </w:r>
-      <w:r>
-        <w:rPr>
-          <w:rStyle w:val="VerbatimChar"/>
-        </w:rPr>
-        <w:t xml:space="preserve">## 4         purity 0.8933333 maximize external</w:t>
       </w:r>
     </w:p>
     <w:p>

--- a/examples/clustering/doc/01-partitional-kmeans.docx
+++ b/examples/clustering/doc/01-partitional-kmeans.docx
@@ -939,6 +939,69 @@
           <w:rStyle w:val="VerbatimChar"/>
         </w:rPr>
         <w:t xml:space="preserve">## [1] 1.584963</w:t>
+      </w:r>
+      <w:r>
+        <w:br/>
+      </w:r>
+      <w:r>
+        <w:rPr>
+          <w:rStyle w:val="VerbatimChar"/>
+        </w:rPr>
+        <w:t xml:space="preserve">## </w:t>
+      </w:r>
+      <w:r>
+        <w:br/>
+      </w:r>
+      <w:r>
+        <w:rPr>
+          <w:rStyle w:val="VerbatimChar"/>
+        </w:rPr>
+        <w:t xml:space="preserve">## $metrics</w:t>
+      </w:r>
+      <w:r>
+        <w:br/>
+      </w:r>
+      <w:r>
+        <w:rPr>
+          <w:rStyle w:val="VerbatimChar"/>
+        </w:rPr>
+        <w:t xml:space="preserve">##           metric     value     goal     type</w:t>
+      </w:r>
+      <w:r>
+        <w:br/>
+      </w:r>
+      <w:r>
+        <w:rPr>
+          <w:rStyle w:val="VerbatimChar"/>
+        </w:rPr>
+        <w:t xml:space="preserve">## 1     silhouette 0.5528190 maximize internal</w:t>
+      </w:r>
+      <w:r>
+        <w:br/>
+      </w:r>
+      <w:r>
+        <w:rPr>
+          <w:rStyle w:val="VerbatimChar"/>
+        </w:rPr>
+        <w:t xml:space="preserve">## 2 davies_bouldin 0.6619715 minimize internal</w:t>
+      </w:r>
+      <w:r>
+        <w:br/>
+      </w:r>
+      <w:r>
+        <w:rPr>
+          <w:rStyle w:val="VerbatimChar"/>
+        </w:rPr>
+        <w:t xml:space="preserve">## 3        entropy 0.3938863 minimize external</w:t>
+      </w:r>
+      <w:r>
+        <w:br/>
+      </w:r>
+      <w:r>
+        <w:rPr>
+          <w:rStyle w:val="VerbatimChar"/>
+        </w:rPr>
+        <w:t xml:space="preserve">## 4         purity 0.8933333 maximize external</w:t>
       </w:r>
     </w:p>
     <w:p>

--- a/examples/clustering/doc/01-partitional-kmeans.docx
+++ b/examples/clustering/doc/01-partitional-kmeans.docx
@@ -333,7 +333,94 @@
         <w:pStyle w:val="FirstParagraph"/>
       </w:pPr>
       <w:r>
-        <w:t xml:space="preserve">Model configuration.</w:t>
+        <w:t xml:space="preserve">Model configuration. The evaluation lists are customized here for a didactic reason:</w:t>
+      </w:r>
+      <w:r>
+        <w:t xml:space="preserve"> </w:t>
+      </w:r>
+      <w:r>
+        <w:rPr>
+          <w:rStyle w:val="VerbatimChar"/>
+        </w:rPr>
+        <w:t xml:space="preserve">silhouette</w:t>
+      </w:r>
+      <w:r>
+        <w:t xml:space="preserve"> </w:t>
+      </w:r>
+      <w:r>
+        <w:t xml:space="preserve">is a compact way to discuss cohesion and separation in centroid-based partitions,</w:t>
+      </w:r>
+      <w:r>
+        <w:t xml:space="preserve"> </w:t>
+      </w:r>
+      <w:r>
+        <w:rPr>
+          <w:rStyle w:val="VerbatimChar"/>
+        </w:rPr>
+        <w:t xml:space="preserve">davies_bouldin</w:t>
+      </w:r>
+      <w:r>
+        <w:t xml:space="preserve"> </w:t>
+      </w:r>
+      <w:r>
+        <w:t xml:space="preserve">adds a second internal view based on cluster scatter and separation, and</w:t>
+      </w:r>
+      <w:r>
+        <w:t xml:space="preserve"> </w:t>
+      </w:r>
+      <w:r>
+        <w:rPr>
+          <w:rStyle w:val="VerbatimChar"/>
+        </w:rPr>
+        <w:t xml:space="preserve">entropy</w:t>
+      </w:r>
+      <w:r>
+        <w:t xml:space="preserve"> </w:t>
+      </w:r>
+      <w:r>
+        <w:t xml:space="preserve">plus</w:t>
+      </w:r>
+      <w:r>
+        <w:t xml:space="preserve"> </w:t>
+      </w:r>
+      <w:r>
+        <w:rPr>
+          <w:rStyle w:val="VerbatimChar"/>
+        </w:rPr>
+        <w:t xml:space="preserve">purity</w:t>
+      </w:r>
+      <w:r>
+        <w:t xml:space="preserve"> </w:t>
+      </w:r>
+      <w:r>
+        <w:t xml:space="preserve">make the external comparison with</w:t>
+      </w:r>
+      <w:r>
+        <w:t xml:space="preserve"> </w:t>
+      </w:r>
+      <w:r>
+        <w:rPr>
+          <w:rStyle w:val="VerbatimChar"/>
+        </w:rPr>
+        <w:t xml:space="preserve">iris$Species</w:t>
+      </w:r>
+      <w:r>
+        <w:t xml:space="preserve"> </w:t>
+      </w:r>
+      <w:r>
+        <w:t xml:space="preserve">easy to read. This is a deliberate simplification of the default evaluation set of</w:t>
+      </w:r>
+      <w:r>
+        <w:t xml:space="preserve"> </w:t>
+      </w:r>
+      <w:r>
+        <w:rPr>
+          <w:rStyle w:val="VerbatimChar"/>
+        </w:rPr>
+        <w:t xml:space="preserve">cluster_kmeans()</w:t>
+      </w:r>
+      <w:r>
+        <w:t xml:space="preserve">.</w:t>
       </w:r>
     </w:p>
     <w:p>
@@ -1051,6 +1138,24 @@
       </w:r>
       <w:r>
         <w:t xml:space="preserve">- MacQueen, J. (1967). Some Methods for Classification and Analysis of Multivariate Observations.</w:t>
+      </w:r>
+      <w:r>
+        <w:t xml:space="preserve"> </w:t>
+      </w:r>
+      <w:r>
+        <w:t xml:space="preserve">- Rousseeuw, P. J. (1987). Silhouettes: A graphical aid to the interpretation and validation of cluster analysis.</w:t>
+      </w:r>
+      <w:r>
+        <w:t xml:space="preserve"> </w:t>
+      </w:r>
+      <w:r>
+        <w:t xml:space="preserve">- Davies, D. L., and Bouldin, D. W. (1979). A cluster separation measure.</w:t>
+      </w:r>
+      <w:r>
+        <w:t xml:space="preserve"> </w:t>
+      </w:r>
+      <w:r>
+        <w:t xml:space="preserve">- Zhao, Y., and Karypis, G. (2001). Criterion functions for document clustering.</w:t>
       </w:r>
     </w:p>
     <w:sectPr>

--- a/examples/clustering/doc/01-partitional-kmeans.docx
+++ b/examples/clustering/doc/01-partitional-kmeans.docx
@@ -765,7 +765,13 @@
         <w:rPr>
           <w:rStyle w:val="NormalTok"/>
         </w:rPr>
-        <w:t xml:space="preserve"> </w:t>
+        <w:t xml:space="preserve"> daltoolbox</w:t>
+      </w:r>
+      <w:r>
+        <w:rPr>
+          <w:rStyle w:val="SpecialCharTok"/>
+        </w:rPr>
+        <w:t xml:space="preserve">::</w:t>
       </w:r>
       <w:r>
         <w:rPr>
@@ -798,7 +804,13 @@
         <w:rPr>
           <w:rStyle w:val="NormalTok"/>
         </w:rPr>
-        <w:t xml:space="preserve"> </w:t>
+        <w:t xml:space="preserve"> daltoolbox</w:t>
+      </w:r>
+      <w:r>
+        <w:rPr>
+          <w:rStyle w:val="SpecialCharTok"/>
+        </w:rPr>
+        <w:t xml:space="preserve">::</w:t>
       </w:r>
       <w:r>
         <w:rPr>
@@ -885,7 +897,13 @@
         <w:rPr>
           <w:rStyle w:val="NormalTok"/>
         </w:rPr>
-        <w:t xml:space="preserve"> </w:t>
+        <w:t xml:space="preserve"> daltoolbox</w:t>
+      </w:r>
+      <w:r>
+        <w:rPr>
+          <w:rStyle w:val="SpecialCharTok"/>
+        </w:rPr>
+        <w:t xml:space="preserve">::</w:t>
       </w:r>
       <w:r>
         <w:rPr>
